--- a/١٠ - أدلّة استخدام المنصة/بنين/دليل استخدام المنصة — المعلم القائم بالحصة — ابن خلدون.docx
+++ b/١٠ - أدلّة استخدام المنصة/بنين/دليل استخدام المنصة — المعلم القائم بالحصة — ابن خلدون.docx
@@ -1309,7 +1309,7 @@
       <w:r>
         <w:drawing>
           <wp:inline xmlns:a="http://schemas.openxmlformats.org/drawingml/2006/main" xmlns:pic="http://schemas.openxmlformats.org/drawingml/2006/picture">
-            <wp:extent cx="6408000" cy="3647401"/>
+            <wp:extent cx="6408000" cy="3429964"/>
             <wp:docPr id="5" name="Picture 5"/>
             <wp:cNvGraphicFramePr>
               <a:graphicFrameLocks noChangeAspect="1"/>
@@ -1330,7 +1330,7 @@
                   <pic:spPr>
                     <a:xfrm>
                       <a:off x="0" y="0"/>
-                      <a:ext cx="6408000" cy="3647401"/>
+                      <a:ext cx="6408000" cy="3429964"/>
                     </a:xfrm>
                     <a:prstGeom prst="rect"/>
                   </pic:spPr>

--- a/١٠ - أدلّة استخدام المنصة/بنين/دليل استخدام المنصة — المعلم القائم بالحصة — ابن خلدون.docx
+++ b/١٠ - أدلّة استخدام المنصة/بنين/دليل استخدام المنصة — المعلم القائم بالحصة — ابن خلدون.docx
@@ -1309,7 +1309,7 @@
       <w:r>
         <w:drawing>
           <wp:inline xmlns:a="http://schemas.openxmlformats.org/drawingml/2006/main" xmlns:pic="http://schemas.openxmlformats.org/drawingml/2006/picture">
-            <wp:extent cx="6408000" cy="3429964"/>
+            <wp:extent cx="6408000" cy="3585580"/>
             <wp:docPr id="5" name="Picture 5"/>
             <wp:cNvGraphicFramePr>
               <a:graphicFrameLocks noChangeAspect="1"/>
@@ -1330,7 +1330,7 @@
                   <pic:spPr>
                     <a:xfrm>
                       <a:off x="0" y="0"/>
-                      <a:ext cx="6408000" cy="3429964"/>
+                      <a:ext cx="6408000" cy="3585580"/>
                     </a:xfrm>
                     <a:prstGeom prst="rect"/>
                   </pic:spPr>

--- a/١٠ - أدلّة استخدام المنصة/بنين/دليل استخدام المنصة — المعلم القائم بالحصة — ابن خلدون.docx
+++ b/١٠ - أدلّة استخدام المنصة/بنين/دليل استخدام المنصة — المعلم القائم بالحصة — ابن خلدون.docx
@@ -950,7 +950,7 @@
       <w:r>
         <w:drawing>
           <wp:inline xmlns:a="http://schemas.openxmlformats.org/drawingml/2006/main" xmlns:pic="http://schemas.openxmlformats.org/drawingml/2006/picture">
-            <wp:extent cx="5948905" cy="3960000"/>
+            <wp:extent cx="5934077" cy="3960000"/>
             <wp:docPr id="3" name="Picture 3"/>
             <wp:cNvGraphicFramePr>
               <a:graphicFrameLocks noChangeAspect="1"/>
@@ -971,7 +971,7 @@
                   <pic:spPr>
                     <a:xfrm>
                       <a:off x="0" y="0"/>
-                      <a:ext cx="5948905" cy="3960000"/>
+                      <a:ext cx="5934077" cy="3960000"/>
                     </a:xfrm>
                     <a:prstGeom prst="rect"/>
                   </pic:spPr>
@@ -1309,7 +1309,7 @@
       <w:r>
         <w:drawing>
           <wp:inline xmlns:a="http://schemas.openxmlformats.org/drawingml/2006/main" xmlns:pic="http://schemas.openxmlformats.org/drawingml/2006/picture">
-            <wp:extent cx="6408000" cy="3585580"/>
+            <wp:extent cx="6408000" cy="3606898"/>
             <wp:docPr id="5" name="Picture 5"/>
             <wp:cNvGraphicFramePr>
               <a:graphicFrameLocks noChangeAspect="1"/>
@@ -1330,7 +1330,7 @@
                   <pic:spPr>
                     <a:xfrm>
                       <a:off x="0" y="0"/>
-                      <a:ext cx="6408000" cy="3585580"/>
+                      <a:ext cx="6408000" cy="3606898"/>
                     </a:xfrm>
                     <a:prstGeom prst="rect"/>
                   </pic:spPr>
